--- a/content/w82.docx
+++ b/content/w82.docx
@@ -7,7 +7,7 @@
         <w:pStyle w:val="Title"/>
       </w:pPr>
       <w:r>
-        <w:t xml:space="preserve">Placeholder - Check Back Later</w:t>
+        <w:t xml:space="preserve">8.2 - CC: Geopolitics</w:t>
       </w:r>
     </w:p>
     <w:p>

--- a/content/w82.docx
+++ b/content/w82.docx
@@ -7,7 +7,7 @@
         <w:pStyle w:val="Title"/>
       </w:pPr>
       <w:r>
-        <w:t xml:space="preserve">8.2 - CC: Geopolitics</w:t>
+        <w:t xml:space="preserve">8.2 - CC: AI Geopolitics</w:t>
       </w:r>
     </w:p>
     <w:p>
@@ -34,13 +34,13 @@
         <w:t xml:space="preserve">S2026</w:t>
       </w:r>
     </w:p>
-    <w:bookmarkStart w:id="20" w:name="debate"/>
+    <w:bookmarkStart w:id="20" w:name="think"/>
     <w:p>
       <w:pPr>
         <w:pStyle w:val="Heading4"/>
       </w:pPr>
       <w:r>
-        <w:t xml:space="preserve">⚖️ Debate!</w:t>
+        <w:t xml:space="preserve">🧠 Think</w:t>
       </w:r>
     </w:p>
     <w:p>
@@ -56,17 +56,17 @@
           <w:i/>
           <w:iCs/>
         </w:rPr>
-        <w:t xml:space="preserve">test</w:t>
+        <w:t xml:space="preserve">How do the technology demands of AI influence the behavior and relationship of governments and states worldwide? How does the need for advanced silicon fabs and manufacturing, in particular, structure geopolitical relations?</w:t>
       </w:r>
     </w:p>
     <w:bookmarkEnd w:id="20"/>
-    <w:bookmarkStart w:id="21" w:name="think"/>
+    <w:bookmarkStart w:id="24" w:name="read"/>
     <w:p>
       <w:pPr>
         <w:pStyle w:val="Heading4"/>
       </w:pPr>
       <w:r>
-        <w:t xml:space="preserve">🧠 Think:</w:t>
+        <w:t xml:space="preserve">📖 Read</w:t>
       </w:r>
     </w:p>
     <w:p>
@@ -78,43 +78,120 @@
         </w:numPr>
       </w:pPr>
       <w:r>
+        <w:t xml:space="preserve">A</w:t>
+      </w:r>
+      <w:r>
+        <w:t xml:space="preserve"> </w:t>
+      </w:r>
+      <w:r>
         <w:rPr>
           <w:i/>
           <w:iCs/>
         </w:rPr>
-        <w:t xml:space="preserve">test</w:t>
-      </w:r>
-    </w:p>
-    <w:bookmarkEnd w:id="21"/>
-    <w:bookmarkStart w:id="22" w:name="read"/>
-    <w:p>
-      <w:pPr>
-        <w:pStyle w:val="Heading4"/>
-      </w:pPr>
-      <w:r>
-        <w:t xml:space="preserve">📖 Read:</w:t>
+        <w:t xml:space="preserve">Stratechery</w:t>
+      </w:r>
+      <w:r>
+        <w:t xml:space="preserve"> </w:t>
+      </w:r>
+      <w:r>
+        <w:t xml:space="preserve">triad of articles:</w:t>
       </w:r>
     </w:p>
     <w:p>
       <w:pPr>
         <w:pStyle w:val="Compact"/>
         <w:numPr>
-          <w:ilvl w:val="0"/>
+          <w:ilvl w:val="1"/>
           <w:numId w:val="1003"/>
         </w:numPr>
       </w:pPr>
       <w:r>
-        <w:t xml:space="preserve">test</w:t>
-      </w:r>
-    </w:p>
-    <w:bookmarkEnd w:id="22"/>
-    <w:bookmarkStart w:id="23" w:name="listen"/>
+        <w:t xml:space="preserve">“</w:t>
+      </w:r>
+      <w:hyperlink r:id="rId21">
+        <w:r>
+          <w:rPr>
+            <w:rStyle w:val="Hyperlink"/>
+          </w:rPr>
+          <w:t xml:space="preserve">A Chance to Build</w:t>
+        </w:r>
+      </w:hyperlink>
+      <w:r>
+        <w:t xml:space="preserve">”</w:t>
+      </w:r>
+      <w:r>
+        <w:t xml:space="preserve"> </w:t>
+      </w:r>
+      <w:r>
+        <w:t xml:space="preserve">2024.</w:t>
+      </w:r>
+    </w:p>
+    <w:p>
+      <w:pPr>
+        <w:pStyle w:val="Compact"/>
+        <w:numPr>
+          <w:ilvl w:val="1"/>
+          <w:numId w:val="1003"/>
+        </w:numPr>
+      </w:pPr>
+      <w:r>
+        <w:t xml:space="preserve">“</w:t>
+      </w:r>
+      <w:hyperlink r:id="rId22">
+        <w:r>
+          <w:rPr>
+            <w:rStyle w:val="Hyperlink"/>
+          </w:rPr>
+          <w:t xml:space="preserve">AI Promise and Chip Precariousness</w:t>
+        </w:r>
+      </w:hyperlink>
+      <w:r>
+        <w:t xml:space="preserve">”</w:t>
+      </w:r>
+      <w:r>
+        <w:t xml:space="preserve"> </w:t>
+      </w:r>
+      <w:r>
+        <w:t xml:space="preserve">2025.</w:t>
+      </w:r>
+    </w:p>
+    <w:p>
+      <w:pPr>
+        <w:pStyle w:val="Compact"/>
+        <w:numPr>
+          <w:ilvl w:val="1"/>
+          <w:numId w:val="1003"/>
+        </w:numPr>
+      </w:pPr>
+      <w:r>
+        <w:t xml:space="preserve">“</w:t>
+      </w:r>
+      <w:hyperlink r:id="rId23">
+        <w:r>
+          <w:rPr>
+            <w:rStyle w:val="Hyperlink"/>
+          </w:rPr>
+          <w:t xml:space="preserve">TSMC Risk</w:t>
+        </w:r>
+      </w:hyperlink>
+      <w:r>
+        <w:t xml:space="preserve">”</w:t>
+      </w:r>
+      <w:r>
+        <w:t xml:space="preserve"> </w:t>
+      </w:r>
+      <w:r>
+        <w:t xml:space="preserve">2026.</w:t>
+      </w:r>
+    </w:p>
+    <w:bookmarkEnd w:id="24"/>
+    <w:bookmarkStart w:id="26" w:name="watch"/>
     <w:p>
       <w:pPr>
         <w:pStyle w:val="Heading4"/>
       </w:pPr>
       <w:r>
-        <w:t xml:space="preserve">🎧 Listen:</w:t>
+        <w:t xml:space="preserve">📺 Watch</w:t>
       </w:r>
     </w:p>
     <w:p>
@@ -126,17 +203,53 @@
         </w:numPr>
       </w:pPr>
       <w:r>
-        <w:t xml:space="preserve">test</w:t>
-      </w:r>
-    </w:p>
-    <w:bookmarkEnd w:id="23"/>
-    <w:bookmarkStart w:id="24" w:name="watch"/>
+        <w:t xml:space="preserve">McGee, Patrick,</w:t>
+      </w:r>
+      <w:r>
+        <w:t xml:space="preserve"> </w:t>
+      </w:r>
+      <w:r>
+        <w:t xml:space="preserve">“</w:t>
+      </w:r>
+      <w:hyperlink r:id="rId25">
+        <w:r>
+          <w:rPr>
+            <w:rStyle w:val="Hyperlink"/>
+          </w:rPr>
+          <w:t xml:space="preserve">Apple in China: The Capture of the World’s Greatest Company</w:t>
+        </w:r>
+      </w:hyperlink>
+      <w:r>
+        <w:t xml:space="preserve">”</w:t>
+      </w:r>
+      <w:r>
+        <w:t xml:space="preserve">, 2025. A</w:t>
+      </w:r>
+      <w:r>
+        <w:t xml:space="preserve"> </w:t>
+      </w:r>
+      <w:r>
+        <w:rPr>
+          <w:i/>
+          <w:iCs/>
+        </w:rPr>
+        <w:t xml:space="preserve">Daily Show</w:t>
+      </w:r>
+      <w:r>
+        <w:t xml:space="preserve"> </w:t>
+      </w:r>
+      <w:r>
+        <w:t xml:space="preserve">Interview with Jon Stewart.</w:t>
+      </w:r>
+    </w:p>
+    <w:bookmarkEnd w:id="26"/>
+    <w:bookmarkStart w:id="31" w:name="browse"/>
     <w:p>
       <w:pPr>
         <w:pStyle w:val="Heading4"/>
       </w:pPr>
       <w:r>
-        <w:t xml:space="preserve">📺 Watch:</w:t>
+        <w:t xml:space="preserve">🌐 Browse</w:t>
       </w:r>
     </w:p>
     <w:p>
@@ -148,17 +261,146 @@
         </w:numPr>
       </w:pPr>
       <w:r>
-        <w:t xml:space="preserve">test</w:t>
-      </w:r>
-    </w:p>
-    <w:bookmarkEnd w:id="24"/>
-    <w:bookmarkStart w:id="25" w:name="browse"/>
+        <w:t xml:space="preserve">“</w:t>
+      </w:r>
+      <w:hyperlink r:id="rId27">
+        <w:r>
+          <w:rPr>
+            <w:rStyle w:val="Hyperlink"/>
+          </w:rPr>
+          <w:t xml:space="preserve">The CHIPS Act: How U.S. Microchip Factories Could Reshape the Economy</w:t>
+        </w:r>
+      </w:hyperlink>
+      <w:r>
+        <w:t xml:space="preserve">”</w:t>
+      </w:r>
+      <w:r>
+        <w:t xml:space="preserve"> </w:t>
+      </w:r>
+      <w:r>
+        <w:rPr>
+          <w:i/>
+          <w:iCs/>
+        </w:rPr>
+        <w:t xml:space="preserve">The Council on Foreign Relations</w:t>
+      </w:r>
+      <w:r>
+        <w:t xml:space="preserve">.</w:t>
+      </w:r>
+    </w:p>
+    <w:p>
+      <w:pPr>
+        <w:pStyle w:val="Compact"/>
+        <w:numPr>
+          <w:ilvl w:val="0"/>
+          <w:numId w:val="1005"/>
+        </w:numPr>
+      </w:pPr>
+      <w:r>
+        <w:t xml:space="preserve">“</w:t>
+      </w:r>
+      <w:hyperlink r:id="rId28">
+        <w:r>
+          <w:rPr>
+            <w:rStyle w:val="Hyperlink"/>
+          </w:rPr>
+          <w:t xml:space="preserve">Micron signs historic deal with feds for $6.1 billion to build chip plants in Central NY</w:t>
+        </w:r>
+      </w:hyperlink>
+      <w:r>
+        <w:t xml:space="preserve">”</w:t>
+      </w:r>
+      <w:r>
+        <w:t xml:space="preserve"> </w:t>
+      </w:r>
+      <w:r>
+        <w:rPr>
+          <w:i/>
+          <w:iCs/>
+        </w:rPr>
+        <w:t xml:space="preserve">Syracuse.com</w:t>
+      </w:r>
+    </w:p>
+    <w:p>
+      <w:pPr>
+        <w:pStyle w:val="Compact"/>
+        <w:numPr>
+          <w:ilvl w:val="0"/>
+          <w:numId w:val="1005"/>
+        </w:numPr>
+      </w:pPr>
+      <w:r>
+        <w:rPr>
+          <w:i/>
+          <w:iCs/>
+        </w:rPr>
+        <w:t xml:space="preserve">The Economist</w:t>
+      </w:r>
+      <w:r>
+        <w:t xml:space="preserve">,</w:t>
+      </w:r>
+      <w:r>
+        <w:t xml:space="preserve"> </w:t>
+      </w:r>
+      <w:r>
+        <w:t xml:space="preserve">“</w:t>
+      </w:r>
+      <w:hyperlink r:id="rId29">
+        <w:r>
+          <w:rPr>
+            <w:rStyle w:val="Hyperlink"/>
+          </w:rPr>
+          <w:t xml:space="preserve">America takes on China with a giant microchips bill</w:t>
+        </w:r>
+      </w:hyperlink>
+      <w:r>
+        <w:t xml:space="preserve">”</w:t>
+      </w:r>
+    </w:p>
+    <w:p>
+      <w:pPr>
+        <w:pStyle w:val="Compact"/>
+        <w:numPr>
+          <w:ilvl w:val="0"/>
+          <w:numId w:val="1005"/>
+        </w:numPr>
+      </w:pPr>
+      <w:r>
+        <w:rPr>
+          <w:i/>
+          <w:iCs/>
+        </w:rPr>
+        <w:t xml:space="preserve">The Economist</w:t>
+      </w:r>
+      <w:r>
+        <w:t xml:space="preserve">,</w:t>
+      </w:r>
+      <w:r>
+        <w:t xml:space="preserve"> </w:t>
+      </w:r>
+      <w:r>
+        <w:t xml:space="preserve">“</w:t>
+      </w:r>
+      <w:hyperlink r:id="rId30">
+        <w:r>
+          <w:rPr>
+            <w:rStyle w:val="Hyperlink"/>
+          </w:rPr>
+          <w:t xml:space="preserve">The gap between global threats and American power will grow in 2025</w:t>
+        </w:r>
+      </w:hyperlink>
+      <w:r>
+        <w:t xml:space="preserve">”</w:t>
+      </w:r>
+    </w:p>
+    <w:bookmarkEnd w:id="31"/>
+    <w:bookmarkStart w:id="43" w:name="additional-resources"/>
     <w:p>
       <w:pPr>
         <w:pStyle w:val="Heading4"/>
       </w:pPr>
       <w:r>
-        <w:t xml:space="preserve">🌐 Browse:</w:t>
+        <w:t xml:space="preserve">📚 Additional Resources</w:t>
       </w:r>
     </w:p>
     <w:p>
@@ -170,17 +412,20 @@
         </w:numPr>
       </w:pPr>
       <w:r>
-        <w:t xml:space="preserve">test</w:t>
-      </w:r>
-    </w:p>
-    <w:bookmarkEnd w:id="25"/>
-    <w:bookmarkStart w:id="26" w:name="additional-resources"/>
-    <w:p>
-      <w:pPr>
-        <w:pStyle w:val="Heading4"/>
-      </w:pPr>
-      <w:r>
-        <w:t xml:space="preserve">📚 Additional Resources:</w:t>
+        <w:t xml:space="preserve">Miller, 2023.</w:t>
+      </w:r>
+      <w:r>
+        <w:t xml:space="preserve"> </w:t>
+      </w:r>
+      <w:r>
+        <w:rPr>
+          <w:i/>
+          <w:iCs/>
+        </w:rPr>
+        <w:t xml:space="preserve">Chip War: The Fight for the World’s Most Critical Technology</w:t>
+      </w:r>
+      <w:r>
+        <w:t xml:space="preserve">. Simon &amp; Schuster.</w:t>
       </w:r>
     </w:p>
     <w:p>
@@ -188,21 +433,314 @@
         <w:pStyle w:val="Compact"/>
         <w:numPr>
           <w:ilvl w:val="0"/>
+          <w:numId w:val="1006"/>
+        </w:numPr>
+      </w:pPr>
+      <w:r>
+        <w:t xml:space="preserve">McGee, 2025.</w:t>
+      </w:r>
+      <w:r>
+        <w:t xml:space="preserve"> </w:t>
+      </w:r>
+      <w:r>
+        <w:rPr>
+          <w:i/>
+          <w:iCs/>
+        </w:rPr>
+        <w:t xml:space="preserve">Apple in China: The Capture of the World’s Greatest Company</w:t>
+      </w:r>
+      <w:r>
+        <w:t xml:space="preserve">. Scribner.</w:t>
+      </w:r>
+    </w:p>
+    <w:p>
+      <w:pPr>
+        <w:pStyle w:val="Compact"/>
+        <w:numPr>
+          <w:ilvl w:val="0"/>
+          <w:numId w:val="1006"/>
+        </w:numPr>
+      </w:pPr>
+      <w:r>
+        <w:rPr>
+          <w:i/>
+          <w:iCs/>
+        </w:rPr>
+        <w:t xml:space="preserve">The Economist</w:t>
+      </w:r>
+      <w:r>
+        <w:t xml:space="preserve"> </w:t>
+      </w:r>
+      <w:r>
+        <w:t xml:space="preserve">“</w:t>
+      </w:r>
+      <w:hyperlink r:id="rId32">
+        <w:r>
+          <w:rPr>
+            <w:rStyle w:val="Hyperlink"/>
+          </w:rPr>
+          <w:t xml:space="preserve">New fronts will open up in the chip wars in 2025</w:t>
+        </w:r>
+      </w:hyperlink>
+      <w:r>
+        <w:t xml:space="preserve">”</w:t>
+      </w:r>
+    </w:p>
+    <w:p>
+      <w:pPr>
+        <w:pStyle w:val="Compact"/>
+        <w:numPr>
+          <w:ilvl w:val="0"/>
+          <w:numId w:val="1006"/>
+        </w:numPr>
+      </w:pPr>
+      <w:r>
+        <w:rPr>
+          <w:i/>
+          <w:iCs/>
+        </w:rPr>
+        <w:t xml:space="preserve">Video:</w:t>
+      </w:r>
+      <w:r>
+        <w:t xml:space="preserve"> </w:t>
+      </w:r>
+      <w:hyperlink r:id="rId33">
+        <w:r>
+          <w:rPr>
+            <w:rStyle w:val="Hyperlink"/>
+          </w:rPr>
+          <w:t xml:space="preserve">Lessons from Intel’s First Foundry</w:t>
+        </w:r>
+      </w:hyperlink>
+    </w:p>
+    <w:p>
+      <w:pPr>
+        <w:pStyle w:val="Compact"/>
+        <w:numPr>
+          <w:ilvl w:val="0"/>
+          <w:numId w:val="1006"/>
+        </w:numPr>
+      </w:pPr>
+      <w:r>
+        <w:t xml:space="preserve">Stratechery:</w:t>
+      </w:r>
+      <w:r>
+        <w:t xml:space="preserve"> </w:t>
+      </w:r>
+      <w:r>
+        <w:t xml:space="preserve">“</w:t>
+      </w:r>
+      <w:hyperlink r:id="rId34">
+        <w:r>
+          <w:rPr>
+            <w:rStyle w:val="Hyperlink"/>
+          </w:rPr>
+          <w:t xml:space="preserve">Intel’s Death and Potential Revival</w:t>
+        </w:r>
+      </w:hyperlink>
+      <w:r>
+        <w:t xml:space="preserve">”</w:t>
+      </w:r>
+    </w:p>
+    <w:p>
+      <w:pPr>
+        <w:pStyle w:val="Compact"/>
+        <w:numPr>
+          <w:ilvl w:val="0"/>
+          <w:numId w:val="1006"/>
+        </w:numPr>
+      </w:pPr>
+      <w:r>
+        <w:rPr>
+          <w:i/>
+          <w:iCs/>
+        </w:rPr>
+        <w:t xml:space="preserve">Broader references on geopolitics, broadly:</w:t>
+      </w:r>
+    </w:p>
+    <w:p>
+      <w:pPr>
+        <w:pStyle w:val="Compact"/>
+        <w:numPr>
+          <w:ilvl w:val="1"/>
           <w:numId w:val="1007"/>
         </w:numPr>
       </w:pPr>
       <w:r>
-        <w:t xml:space="preserve">test</w:t>
-      </w:r>
-    </w:p>
-    <w:bookmarkEnd w:id="26"/>
-    <w:bookmarkStart w:id="30" w:name="submit"/>
+        <w:t xml:space="preserve">Nye,</w:t>
+      </w:r>
+      <w:r>
+        <w:t xml:space="preserve"> </w:t>
+      </w:r>
+      <w:r>
+        <w:t xml:space="preserve">“</w:t>
+      </w:r>
+      <w:hyperlink r:id="rId35">
+        <w:r>
+          <w:rPr>
+            <w:rStyle w:val="Hyperlink"/>
+          </w:rPr>
+          <w:t xml:space="preserve">Soft Power</w:t>
+        </w:r>
+      </w:hyperlink>
+      <w:r>
+        <w:t xml:space="preserve">”</w:t>
+      </w:r>
+    </w:p>
+    <w:p>
+      <w:pPr>
+        <w:pStyle w:val="Compact"/>
+        <w:numPr>
+          <w:ilvl w:val="1"/>
+          <w:numId w:val="1007"/>
+        </w:numPr>
+      </w:pPr>
+      <w:r>
+        <w:t xml:space="preserve">“</w:t>
+      </w:r>
+      <w:hyperlink r:id="rId36">
+        <w:r>
+          <w:rPr>
+            <w:rStyle w:val="Hyperlink"/>
+          </w:rPr>
+          <w:t xml:space="preserve">Foreign Aid as Foreign Policy Tool</w:t>
+        </w:r>
+      </w:hyperlink>
+      <w:r>
+        <w:t xml:space="preserve">”</w:t>
+      </w:r>
+    </w:p>
+    <w:p>
+      <w:pPr>
+        <w:pStyle w:val="Compact"/>
+        <w:numPr>
+          <w:ilvl w:val="1"/>
+          <w:numId w:val="1007"/>
+        </w:numPr>
+      </w:pPr>
+      <w:r>
+        <w:t xml:space="preserve">Belt and Road:</w:t>
+      </w:r>
+      <w:r>
+        <w:t xml:space="preserve"> </w:t>
+      </w:r>
+      <w:hyperlink r:id="rId37">
+        <w:r>
+          <w:rPr>
+            <w:rStyle w:val="Hyperlink"/>
+          </w:rPr>
+          <w:t xml:space="preserve">Beijing Spins a Web of Chinese Infrastructure</w:t>
+        </w:r>
+      </w:hyperlink>
+      <w:r>
+        <w:t xml:space="preserve"> </w:t>
+      </w:r>
+      <w:r>
+        <w:t xml:space="preserve">and</w:t>
+      </w:r>
+      <w:r>
+        <w:t xml:space="preserve"> </w:t>
+      </w:r>
+      <w:hyperlink r:id="rId38">
+        <w:r>
+          <w:rPr>
+            <w:rStyle w:val="Hyperlink"/>
+          </w:rPr>
+          <w:t xml:space="preserve">China Reboots Belt and Road</w:t>
+        </w:r>
+      </w:hyperlink>
+    </w:p>
+    <w:p>
+      <w:pPr>
+        <w:pStyle w:val="Compact"/>
+        <w:numPr>
+          <w:ilvl w:val="1"/>
+          <w:numId w:val="1007"/>
+        </w:numPr>
+      </w:pPr>
+      <w:r>
+        <w:t xml:space="preserve">China in Latin America:</w:t>
+      </w:r>
+      <w:r>
+        <w:t xml:space="preserve"> </w:t>
+      </w:r>
+      <w:hyperlink r:id="rId39">
+        <w:r>
+          <w:rPr>
+            <w:rStyle w:val="Hyperlink"/>
+          </w:rPr>
+          <w:t xml:space="preserve">https://www.cfr.org/backgrounder/china-influence-latin-america-argentina-brazil-venezuela-security-energy-bri</w:t>
+        </w:r>
+      </w:hyperlink>
+    </w:p>
+    <w:p>
+      <w:pPr>
+        <w:pStyle w:val="Compact"/>
+        <w:numPr>
+          <w:ilvl w:val="1"/>
+          <w:numId w:val="1007"/>
+        </w:numPr>
+      </w:pPr>
+      <w:r>
+        <w:t xml:space="preserve">Current Taiwan-related events:</w:t>
+      </w:r>
+      <w:r>
+        <w:t xml:space="preserve"> </w:t>
+      </w:r>
+      <w:hyperlink r:id="rId40">
+        <w:r>
+          <w:rPr>
+            <w:rStyle w:val="Hyperlink"/>
+          </w:rPr>
+          <w:t xml:space="preserve">https://www.economist.com/leaders/2025/02/13/countering-chinas-diplomatic-coup</w:t>
+        </w:r>
+      </w:hyperlink>
+      <w:r>
+        <w:t xml:space="preserve">,</w:t>
+      </w:r>
+      <w:r>
+        <w:t xml:space="preserve"> </w:t>
+      </w:r>
+      <w:hyperlink r:id="rId41">
+        <w:r>
+          <w:rPr>
+            <w:rStyle w:val="Hyperlink"/>
+          </w:rPr>
+          <w:t xml:space="preserve">https://www.economist.com/international/2025/02/09/chinas-stunning-new-campaign-to-turn-the-world-against-taiwan</w:t>
+        </w:r>
+      </w:hyperlink>
+    </w:p>
+    <w:p>
+      <w:pPr>
+        <w:pStyle w:val="Compact"/>
+        <w:numPr>
+          <w:ilvl w:val="1"/>
+          <w:numId w:val="1007"/>
+        </w:numPr>
+      </w:pPr>
+      <w:r>
+        <w:t xml:space="preserve">American Military Power:</w:t>
+      </w:r>
+      <w:r>
+        <w:t xml:space="preserve"> </w:t>
+      </w:r>
+      <w:hyperlink r:id="rId42">
+        <w:r>
+          <w:rPr>
+            <w:rStyle w:val="Hyperlink"/>
+          </w:rPr>
+          <w:t xml:space="preserve">https://www.economist.com/briefing/2025/02/13/americas-military-supremacy-is-in-jeopardy</w:t>
+        </w:r>
+      </w:hyperlink>
+    </w:p>
+    <w:bookmarkEnd w:id="43"/>
+    <w:bookmarkStart w:id="47" w:name="submit"/>
     <w:p>
       <w:pPr>
         <w:pStyle w:val="Heading4"/>
       </w:pPr>
       <w:r>
-        <w:t xml:space="preserve">📝 Submit:</w:t>
+        <w:t xml:space="preserve">📝 Submit</w:t>
       </w:r>
     </w:p>
     <w:p>
@@ -258,18 +796,18 @@
                 <wp:inline>
                   <wp:extent cx="152400" cy="152400"/>
                   <wp:effectExtent b="0" l="0" r="0" t="0"/>
-                  <wp:docPr descr="" title="" id="28" name="Picture"/>
+                  <wp:docPr descr="" title="" id="45" name="Picture"/>
                   <a:graphic>
                     <a:graphicData uri="http://schemas.openxmlformats.org/drawingml/2006/picture">
                       <pic:pic>
                         <pic:nvPicPr>
-                          <pic:cNvPr descr="/opt/quarto/share/formats/docx/tip.png" id="29" name="Picture"/>
+                          <pic:cNvPr descr="/opt/quarto/share/formats/docx/tip.png" id="46" name="Picture"/>
                           <pic:cNvPicPr>
                             <a:picLocks noChangeArrowheads="1" noChangeAspect="1"/>
                           </pic:cNvPicPr>
                         </pic:nvPicPr>
                         <pic:blipFill>
-                          <a:blip r:embed="rId27"/>
+                          <a:blip r:embed="rId44"/>
                           <a:stretch>
                             <a:fillRect/>
                           </a:stretch>
@@ -394,7 +932,7 @@
         </w:tc>
       </w:tr>
     </w:tbl>
-    <w:bookmarkEnd w:id="30"/>
+    <w:bookmarkEnd w:id="47"/>
     <w:sectPr>
       <w:footnotePr>
         <w:numRestart w:val="eachSect"/>

--- a/content/w82.docx
+++ b/content/w82.docx
@@ -394,7 +394,7 @@
       </w:r>
     </w:p>
     <w:bookmarkEnd w:id="31"/>
-    <w:bookmarkStart w:id="43" w:name="additional-resources"/>
+    <w:bookmarkStart w:id="46" w:name="additional-resources"/>
     <w:p>
       <w:pPr>
         <w:pStyle w:val="Heading4"/>
@@ -732,28 +732,6 @@
           <w:t xml:space="preserve">https://www.economist.com/briefing/2025/02/13/americas-military-supremacy-is-in-jeopardy</w:t>
         </w:r>
       </w:hyperlink>
-    </w:p>
-    <w:bookmarkEnd w:id="43"/>
-    <w:bookmarkStart w:id="47" w:name="submit"/>
-    <w:p>
-      <w:pPr>
-        <w:pStyle w:val="Heading4"/>
-      </w:pPr>
-      <w:r>
-        <w:t xml:space="preserve">📝 Submit</w:t>
-      </w:r>
-    </w:p>
-    <w:p>
-      <w:pPr>
-        <w:pStyle w:val="Compact"/>
-        <w:numPr>
-          <w:ilvl w:val="0"/>
-          <w:numId w:val="1008"/>
-        </w:numPr>
-      </w:pPr>
-      <w:r>
-        <w:t xml:space="preserve">Discussion question to course chat</w:t>
-      </w:r>
     </w:p>
     <w:tbl>
       <w:tblPr>
@@ -796,18 +774,18 @@
                 <wp:inline>
                   <wp:extent cx="152400" cy="152400"/>
                   <wp:effectExtent b="0" l="0" r="0" t="0"/>
-                  <wp:docPr descr="" title="" id="45" name="Picture"/>
+                  <wp:docPr descr="" title="" id="44" name="Picture"/>
                   <a:graphic>
                     <a:graphicData uri="http://schemas.openxmlformats.org/drawingml/2006/picture">
                       <pic:pic>
                         <pic:nvPicPr>
-                          <pic:cNvPr descr="/opt/quarto/share/formats/docx/tip.png" id="46" name="Picture"/>
+                          <pic:cNvPr descr="/opt/quarto/share/formats/docx/tip.png" id="45" name="Picture"/>
                           <pic:cNvPicPr>
                             <a:picLocks noChangeArrowheads="1" noChangeAspect="1"/>
                           </pic:cNvPicPr>
                         </pic:nvPicPr>
                         <pic:blipFill>
-                          <a:blip r:embed="rId44"/>
+                          <a:blip r:embed="rId43"/>
                           <a:stretch>
                             <a:fillRect/>
                           </a:stretch>
@@ -861,7 +839,7 @@
               <w:pStyle w:val="Compact"/>
               <w:numPr>
                 <w:ilvl w:val="0"/>
-                <w:numId w:val="1009"/>
+                <w:numId w:val="1008"/>
               </w:numPr>
             </w:pPr>
             <w:r>
@@ -897,7 +875,7 @@
               <w:pStyle w:val="Compact"/>
               <w:numPr>
                 <w:ilvl w:val="0"/>
-                <w:numId w:val="1009"/>
+                <w:numId w:val="1008"/>
               </w:numPr>
             </w:pPr>
             <w:r>
@@ -915,7 +893,7 @@
               <w:pStyle w:val="Compact"/>
               <w:numPr>
                 <w:ilvl w:val="0"/>
-                <w:numId w:val="1009"/>
+                <w:numId w:val="1008"/>
               </w:numPr>
             </w:pPr>
             <w:r>
@@ -932,7 +910,7 @@
         </w:tc>
       </w:tr>
     </w:tbl>
-    <w:bookmarkEnd w:id="47"/>
+    <w:bookmarkEnd w:id="46"/>
     <w:sectPr>
       <w:footnotePr>
         <w:numRestart w:val="eachSect"/>
@@ -1171,9 +1149,6 @@
     <w:abstractNumId w:val="991"/>
   </w:num>
   <w:num w:numId="1008">
-    <w:abstractNumId w:val="991"/>
-  </w:num>
-  <w:num w:numId="1009">
     <w:abstractNumId w:val="991"/>
   </w:num>
 </w:numbering>

--- a/content/w82.docx
+++ b/content/w82.docx
@@ -555,7 +555,7 @@
           <w:i/>
           <w:iCs/>
         </w:rPr>
-        <w:t xml:space="preserve">Broader references on geopolitics, broadly:</w:t>
+        <w:t xml:space="preserve">References on geopolitics, broadly:</w:t>
       </w:r>
     </w:p>
     <w:p>

--- a/content/w82.docx
+++ b/content/w82.docx
@@ -34,7 +34,7 @@
         <w:t xml:space="preserve">S2026</w:t>
       </w:r>
     </w:p>
-    <w:bookmarkStart w:id="20" w:name="think"/>
+    <w:bookmarkStart w:id="9" w:name="think"/>
     <w:p>
       <w:pPr>
         <w:pStyle w:val="Heading4"/>
@@ -59,8 +59,8 @@
         <w:t xml:space="preserve">How do the technology demands of AI influence the behavior and relationship of governments and states worldwide? How does the need for advanced silicon fabs and manufacturing, in particular, structure geopolitical relations?</w:t>
       </w:r>
     </w:p>
-    <w:bookmarkEnd w:id="20"/>
-    <w:bookmarkStart w:id="24" w:name="read"/>
+    <w:bookmarkEnd w:id="9"/>
+    <w:bookmarkStart w:id="13" w:name="read"/>
     <w:p>
       <w:pPr>
         <w:pStyle w:val="Heading4"/>
@@ -108,7 +108,7 @@
       <w:r>
         <w:t xml:space="preserve">“</w:t>
       </w:r>
-      <w:hyperlink r:id="rId21">
+      <w:hyperlink r:id="rId10">
         <w:r>
           <w:rPr>
             <w:rStyle w:val="Hyperlink"/>
@@ -137,7 +137,7 @@
       <w:r>
         <w:t xml:space="preserve">“</w:t>
       </w:r>
-      <w:hyperlink r:id="rId22">
+      <w:hyperlink r:id="rId11">
         <w:r>
           <w:rPr>
             <w:rStyle w:val="Hyperlink"/>
@@ -166,7 +166,7 @@
       <w:r>
         <w:t xml:space="preserve">“</w:t>
       </w:r>
-      <w:hyperlink r:id="rId23">
+      <w:hyperlink r:id="rId12">
         <w:r>
           <w:rPr>
             <w:rStyle w:val="Hyperlink"/>
@@ -184,8 +184,8 @@
         <w:t xml:space="preserve">2026.</w:t>
       </w:r>
     </w:p>
-    <w:bookmarkEnd w:id="24"/>
-    <w:bookmarkStart w:id="26" w:name="watch"/>
+    <w:bookmarkEnd w:id="13"/>
+    <w:bookmarkStart w:id="15" w:name="watch"/>
     <w:p>
       <w:pPr>
         <w:pStyle w:val="Heading4"/>
@@ -211,7 +211,7 @@
       <w:r>
         <w:t xml:space="preserve">“</w:t>
       </w:r>
-      <w:hyperlink r:id="rId25">
+      <w:hyperlink r:id="rId14">
         <w:r>
           <w:rPr>
             <w:rStyle w:val="Hyperlink"/>
@@ -242,8 +242,8 @@
         <w:t xml:space="preserve">Interview with Jon Stewart.</w:t>
       </w:r>
     </w:p>
-    <w:bookmarkEnd w:id="26"/>
-    <w:bookmarkStart w:id="31" w:name="browse"/>
+    <w:bookmarkEnd w:id="15"/>
+    <w:bookmarkStart w:id="20" w:name="browse"/>
     <w:p>
       <w:pPr>
         <w:pStyle w:val="Heading4"/>
@@ -263,7 +263,7 @@
       <w:r>
         <w:t xml:space="preserve">“</w:t>
       </w:r>
-      <w:hyperlink r:id="rId27">
+      <w:hyperlink r:id="rId16">
         <w:r>
           <w:rPr>
             <w:rStyle w:val="Hyperlink"/>
@@ -299,7 +299,7 @@
       <w:r>
         <w:t xml:space="preserve">“</w:t>
       </w:r>
-      <w:hyperlink r:id="rId28">
+      <w:hyperlink r:id="rId17">
         <w:r>
           <w:rPr>
             <w:rStyle w:val="Hyperlink"/>
@@ -345,7 +345,7 @@
       <w:r>
         <w:t xml:space="preserve">“</w:t>
       </w:r>
-      <w:hyperlink r:id="rId29">
+      <w:hyperlink r:id="rId18">
         <w:r>
           <w:rPr>
             <w:rStyle w:val="Hyperlink"/>
@@ -381,7 +381,7 @@
       <w:r>
         <w:t xml:space="preserve">“</w:t>
       </w:r>
-      <w:hyperlink r:id="rId30">
+      <w:hyperlink r:id="rId19">
         <w:r>
           <w:rPr>
             <w:rStyle w:val="Hyperlink"/>
@@ -393,8 +393,8 @@
         <w:t xml:space="preserve">”</w:t>
       </w:r>
     </w:p>
-    <w:bookmarkEnd w:id="31"/>
-    <w:bookmarkStart w:id="46" w:name="additional-resources"/>
+    <w:bookmarkEnd w:id="20"/>
+    <w:bookmarkStart w:id="35" w:name="additional-resources"/>
     <w:p>
       <w:pPr>
         <w:pStyle w:val="Heading4"/>
@@ -474,7 +474,7 @@
       <w:r>
         <w:t xml:space="preserve">“</w:t>
       </w:r>
-      <w:hyperlink r:id="rId32">
+      <w:hyperlink r:id="rId21">
         <w:r>
           <w:rPr>
             <w:rStyle w:val="Hyperlink"/>
@@ -504,7 +504,7 @@
       <w:r>
         <w:t xml:space="preserve"> </w:t>
       </w:r>
-      <w:hyperlink r:id="rId33">
+      <w:hyperlink r:id="rId22">
         <w:r>
           <w:rPr>
             <w:rStyle w:val="Hyperlink"/>
@@ -530,7 +530,7 @@
       <w:r>
         <w:t xml:space="preserve">“</w:t>
       </w:r>
-      <w:hyperlink r:id="rId34">
+      <w:hyperlink r:id="rId23">
         <w:r>
           <w:rPr>
             <w:rStyle w:val="Hyperlink"/>
@@ -575,7 +575,7 @@
       <w:r>
         <w:t xml:space="preserve">“</w:t>
       </w:r>
-      <w:hyperlink r:id="rId35">
+      <w:hyperlink r:id="rId24">
         <w:r>
           <w:rPr>
             <w:rStyle w:val="Hyperlink"/>
@@ -598,7 +598,7 @@
       <w:r>
         <w:t xml:space="preserve">“</w:t>
       </w:r>
-      <w:hyperlink r:id="rId36">
+      <w:hyperlink r:id="rId25">
         <w:r>
           <w:rPr>
             <w:rStyle w:val="Hyperlink"/>
@@ -624,7 +624,7 @@
       <w:r>
         <w:t xml:space="preserve"> </w:t>
       </w:r>
-      <w:hyperlink r:id="rId37">
+      <w:hyperlink r:id="rId26">
         <w:r>
           <w:rPr>
             <w:rStyle w:val="Hyperlink"/>
@@ -641,7 +641,7 @@
       <w:r>
         <w:t xml:space="preserve"> </w:t>
       </w:r>
-      <w:hyperlink r:id="rId38">
+      <w:hyperlink r:id="rId27">
         <w:r>
           <w:rPr>
             <w:rStyle w:val="Hyperlink"/>
@@ -664,7 +664,7 @@
       <w:r>
         <w:t xml:space="preserve"> </w:t>
       </w:r>
-      <w:hyperlink r:id="rId39">
+      <w:hyperlink r:id="rId28">
         <w:r>
           <w:rPr>
             <w:rStyle w:val="Hyperlink"/>
@@ -687,7 +687,7 @@
       <w:r>
         <w:t xml:space="preserve"> </w:t>
       </w:r>
-      <w:hyperlink r:id="rId40">
+      <w:hyperlink r:id="rId29">
         <w:r>
           <w:rPr>
             <w:rStyle w:val="Hyperlink"/>
@@ -701,7 +701,7 @@
       <w:r>
         <w:t xml:space="preserve"> </w:t>
       </w:r>
-      <w:hyperlink r:id="rId41">
+      <w:hyperlink r:id="rId30">
         <w:r>
           <w:rPr>
             <w:rStyle w:val="Hyperlink"/>
@@ -724,7 +724,7 @@
       <w:r>
         <w:t xml:space="preserve"> </w:t>
       </w:r>
-      <w:hyperlink r:id="rId42">
+      <w:hyperlink r:id="rId31">
         <w:r>
           <w:rPr>
             <w:rStyle w:val="Hyperlink"/>
@@ -774,18 +774,18 @@
                 <wp:inline>
                   <wp:extent cx="152400" cy="152400"/>
                   <wp:effectExtent b="0" l="0" r="0" t="0"/>
-                  <wp:docPr descr="" title="" id="44" name="Picture"/>
+                  <wp:docPr descr="" title="" id="33" name="Picture"/>
                   <a:graphic>
                     <a:graphicData uri="http://schemas.openxmlformats.org/drawingml/2006/picture">
                       <pic:pic>
                         <pic:nvPicPr>
-                          <pic:cNvPr descr="/opt/quarto/share/formats/docx/tip.png" id="45" name="Picture"/>
+                          <pic:cNvPr descr="/opt/quarto/share/formats/docx/tip.png" id="34" name="Picture"/>
                           <pic:cNvPicPr>
                             <a:picLocks noChangeArrowheads="1" noChangeAspect="1"/>
                           </pic:cNvPicPr>
                         </pic:nvPicPr>
                         <pic:blipFill>
-                          <a:blip r:embed="rId43"/>
+                          <a:blip r:embed="rId32"/>
                           <a:stretch>
                             <a:fillRect/>
                           </a:stretch>
@@ -910,7 +910,7 @@
         </w:tc>
       </w:tr>
     </w:tbl>
-    <w:bookmarkEnd w:id="46"/>
+    <w:bookmarkEnd w:id="35"/>
     <w:sectPr>
       <w:footnotePr>
         <w:numRestart w:val="eachSect"/>
@@ -1159,10 +1159,10 @@
   <w:docDefaults>
     <w:rPrDefault>
       <w:rPr>
-        <w:rFonts w:asciiTheme="minorHAnsi" w:cstheme="minorBidi" w:eastAsiaTheme="minorHAnsi" w:hAnsiTheme="minorHAnsi"/>
+        <w:rFonts w:asciiTheme="minorHAnsi" w:cstheme="minorBidi" w:eastAsiaTheme="minorEastAsia" w:hAnsiTheme="minorHAnsi"/>
         <w:sz w:val="24"/>
         <w:szCs w:val="24"/>
-        <w:lang w:bidi="ar-SA" w:eastAsia="en-US" w:val="en-US"/>
+        <w:lang w:bidi="ar-SA" w:eastAsia="zh-CN" w:val="en-US"/>
       </w:rPr>
     </w:rPrDefault>
     <w:pPrDefault>
@@ -1703,13 +1703,6 @@
       </w:tblCellMar>
     </w:tblPr>
     <w:tblStylePr w:type="firstRow">
-      <w:tblPr>
-        <w:jc w:val="left"/>
-        <w:tblInd w:type="dxa" w:w="0"/>
-      </w:tblPr>
-      <w:trPr>
-        <w:jc w:val="left"/>
-      </w:trPr>
       <w:tcPr>
         <w:tcBorders>
           <w:bottom w:val="single"/>
